--- a/assets/TSD-Enhancement-Millage-Analysis.docx
+++ b/assets/TSD-Enhancement-Millage-Analysis.docx
@@ -58,7 +58,7 @@
           <w:i w:val="0"/>
           <w:sz w:val="22"/>
         </w:rPr>
-        <w:t>On June 30, 2026, the Troy School District emailed residents a newsletter urging a “yes” vote on the 1.5-mill county enhancement millage. Read it closely and it makes the case against itself. In the same email, the District (1) names the real funding problem, special education; then (2) proposes to spend the money on six vague, unmeasurable slogans; and (3) leans on a “44% of Michigan students already have this” pitch that implies Oakland is behind when the state’s own data show it is well ahead. That is misleading at best. Asking voters for six years of “unrestricted” general-fund dollars with no measurable plan is, at worst, a blank check.</w:t>
+        <w:t>On June 30, 2026, the Troy School District emailed residents a newsletter urging a “yes” vote on the 1.5-mill county enhancement millage. Read it closely and it makes the case against itself. In the same email, the District (1) names the real funding problem, special education; then (2) proposes to spend the money on six broad, uncommitted budget categories; and (3) leans on a “44% of Michigan students already have this” pitch that implies Oakland is behind when the state’s own data show it is well ahead. That is misleading at best. Asking voters for six years of “unrestricted” general-fund dollars with no committed plan is, at worst, a blank check.</w:t>
       </w:r>
     </w:p>
     <w:p>
@@ -162,7 +162,7 @@
                 <w:color w:val="555555"/>
                 <w:sz w:val="21"/>
               </w:rPr>
-              <w:t>Troy’s six stated uses, every one a slogan, none with a measurable target:</w:t>
+              <w:t>Troy’s six stated uses: broad budget categories offered as “unrestricted” funds, with no target or reporting attached:</w:t>
             </w:r>
           </w:p>
           <w:p>
@@ -328,7 +328,7 @@
           <w:color w:val="1F2A44"/>
           <w:sz w:val="27"/>
         </w:rPr>
-        <w:t>2.  Then they proposed a grab bag, with nothing to measure</w:t>
+        <w:t>2.  Then they proposed a grab bag, with nothing committed</w:t>
       </w:r>
     </w:p>
     <w:p>
@@ -342,7 +342,7 @@
           <w:i w:val="0"/>
           <w:sz w:val="22"/>
         </w:rPr>
-        <w:t>Having named the problem, the email does not commit a single dollar to solving it. Instead it advertises that the money is “unrestricted”: “one district could use the funds to increase pay for their teachers, another could buy school buses, yet another could hire a school resource officer… a variety of uses to support their budgetary goals.” Troy’s own six “uses” (above) are slogans, not commitments: “Staff Retention &amp; Raises,” “Enhance Student Wellness Supports,” “Maintain &amp; Strengthen District Programming.” None has a target, a number, a baseline, or a way for a taxpayer to check, in 2031, whether the $57 million Troy will have collected actually did what was promised. “Local flexibility” is being used to mean “trust us.” For a six-year tax on your home, voters deserve better than a wish list.</w:t>
+        <w:t>Having named the problem, the email does not commit a single dollar to solving it. Instead it advertises that the money is “unrestricted”: “one district could use the funds to increase pay for their teachers, another could buy school buses, yet another could hire a school resource officer… a variety of uses to support their budgetary goals.” Troy’s own six “uses” (above) are broad budget categories, not commitments. Some a district could genuinely measure (a fund balance, a staffing ratio), which is exactly why it should set targets and report them. It has not: no target, no baseline, and no reporting for any of the six, and because the money is “unrestricted,” nothing binds it to any of them. No way for a taxpayer to check, in 2031, whether the $57 million Troy will have collected actually did what was promised. “Local flexibility” is being used to mean “trust us.” For a six-year tax on your home, voters deserve better than a wish list.</w:t>
       </w:r>
     </w:p>
     <w:p>
@@ -960,7 +960,7 @@
               <w:t>• Maintain &amp; Strengthen District Programming</w:t>
               <w:br/>
               <w:br/>
-              <w:t>Six slogans. Not one measurable target. Not one dollar committed to the special-education gap they just named. Their own email brags the money is “unrestricted”… “a variety of uses.” That’s not a plan. It’s a grab bag.</w:t>
+              <w:t>Six broad budget categories. The District sets no target and no reporting for any of them, and its own email calls the money “unrestricted”… “a variety of uses.” Not one dollar is committed to the special-education gap it just named. That is not a plan. It is a grab bag.</w:t>
               <w:br/>
               <w:br/>
               <w:t>And the “44% of Michigan already has this” pitch implies we’re behind. We’re not (see the chart, second image). Oakland already raises more LOCAL funding per student ($9,184) than Macomb ($7,247), a county that ALREADY levies an enhancement. We lead in local dollars without one, and passing this only widens that local gap.</w:t>

--- a/assets/TSD-Enhancement-Millage-Analysis.docx
+++ b/assets/TSD-Enhancement-Millage-Analysis.docx
@@ -974,7 +974,10 @@
               <w:br/>
               <w:t>• So the numbers above ($9,184 vs. $7,247) are LOCAL money, not total spending. Count state aid and the total per student is close: about $17,100 per pupil in Oakland vs. about $16,100 in Macomb. Michigan sends more state aid to places that raise less locally, which evens the total out.</w:t>
               <w:br/>
-              <w:t>• Bottom line: Oakland already taxes itself far more LOCALLY for schools (27% more per student) than a county that already has an enhancement. This proposal piles on even more local money. We are not behind.</w:t>
+              <w:t>• Bottom line: Oakland already taxes itself far more LOCALLY for schools (27% more per student) than a county that already has an enhancement. This proposal piles on even more local money.</w:t>
+              <w:br/>
+              <w:br/>
+              <w:t>💡 THE BIGGER PICTURE: Oakland already pays MORE than its share into Michigan's schools. Under Proposal A, the 6-mill State Education Tax (plus state sales and income taxes) is pooled statewide and handed back per pupil. Oakland's districts hold about 16% of the state's school property tax base but educate only about 12% of its students, so Oakland taxpayers already subsidize schools elsewhere by an estimated $85 million or more a year through the State Education Tax alone. We are not behind. We already carry more than our share, and this proposal asks us to tax ourselves even more locally.</w:t>
               <w:br/>
               <w:br/>
               <w:t>THE ASK: If special education is the need, fund THAT. Dedicate 100% of the enhancement to special education, and report every year how much general-fund money it frees up. Measurable. Accountable. Honest.</w:t>
@@ -1062,7 +1065,7 @@
       <w:r>
         <w:drawing>
           <wp:inline xmlns:a="http://schemas.openxmlformats.org/drawingml/2006/main" xmlns:pic="http://schemas.openxmlformats.org/drawingml/2006/picture">
-            <wp:extent cx="5852160" cy="3209821"/>
+            <wp:extent cx="5852160" cy="3777303"/>
             <wp:docPr id="2" name="Picture 2"/>
             <wp:cNvGraphicFramePr>
               <a:graphicFrameLocks noChangeAspect="1"/>
@@ -1083,7 +1086,7 @@
                   <pic:spPr>
                     <a:xfrm>
                       <a:off x="0" y="0"/>
-                      <a:ext cx="5852160" cy="3209821"/>
+                      <a:ext cx="5852160" cy="3777303"/>
                     </a:xfrm>
                     <a:prstGeom prst="rect"/>
                   </pic:spPr>

--- a/assets/TSD-Enhancement-Millage-Analysis.docx
+++ b/assets/TSD-Enhancement-Millage-Analysis.docx
@@ -29,7 +29,7 @@
           <w:color w:val="555555"/>
           <w:sz w:val="24"/>
         </w:rPr>
-        <w:t>Troy’s own millage email says special education is the problem, then proposes to spend the money on a grab bag of everything else. If it passes, dedicate it to special education, with measurable results.</w:t>
+        <w:t>Troy’s own millage email names special education as the problem, then proposes six broad categories that never mention it. If it passes, dedicate it to special education, with measurable results.</w:t>
       </w:r>
     </w:p>
     <w:p>
@@ -58,7 +58,7 @@
           <w:i w:val="0"/>
           <w:sz w:val="22"/>
         </w:rPr>
-        <w:t>On June 30, 2026, the Troy School District emailed residents a newsletter urging a “yes” vote on the 1.5-mill county enhancement millage. Read it closely and it makes the case against itself. In the same email, the District (1) names the real funding problem, special education; then (2) proposes to spend the money on six broad, uncommitted budget categories; and (3) leans on a “44% of Michigan students already have this” pitch that implies Oakland is behind when the state’s own data show it is well ahead. That is misleading at best. Asking voters for six years of “unrestricted” general-fund dollars with no committed plan is, at worst, a blank check.</w:t>
+        <w:t>On June 30, 2026, the Troy School District emailed residents a newsletter urging a “yes” vote on the 1.5-mill county enhancement millage. Read closely, it points to what the money should do. In the same email, the District (1) names the real funding problem, special education; then (2) proposes to spend the money on six broad budget categories, none of which mentions it; and (3) leans on a “44% of Michigan students already have this” pitch that implies Oakland is behind, when the state’s own data show its local funding is well ahead. If special education is the need, the reasonable step is to point the money at it and report the results.</w:t>
       </w:r>
     </w:p>
     <w:p>
@@ -285,7 +285,7 @@
           <w:color w:val="1F2A44"/>
           <w:sz w:val="27"/>
         </w:rPr>
-        <w:t>1.  They named the real need, special education, and it is real</w:t>
+        <w:t>1.  The need they named, special education, is real and countable</w:t>
       </w:r>
     </w:p>
     <w:p>
@@ -299,7 +299,7 @@
           <w:i w:val="0"/>
           <w:sz w:val="22"/>
         </w:rPr>
-        <w:t>The District is right about the gap. When Congress passed the Individuals with Disabilities Education Act (IDEA), it promised to cover 40% of the extra cost of educating students with disabilities. Federal funding has never exceeded about 15%. Michigan reimburses only about 28.6% of special-education costs, among the lowest shares in the country. The remainder falls on local general funds: the very same dollars that pay for regular classroom teachers, textbooks, and buses. Statewide, closing this shortfall is estimated at $350 to $750 million a year. The MEA, the Autism Alliance of Michigan, and local school boards have identified this gap, not a general shortage, as the structural problem for years.</w:t>
+        <w:t>The District is right that the gap is real, though its own “40%” figure needs care. When Congress passed the Individuals with Disabilities Education Act (IDEA), it authorized federal funding of up to 40% of the extra cost of educating students with disabilities: a ceiling Congress allowed itself, not a promise it made. In FY2025 the federal share was about 10.2% of average per-pupil spending. Michigan’s often-quoted “28.6%” is not its coverage rate either; it is a constitutional floor fixed by the Michigan Supreme Court in Durant (1997). The Michigan House Fiscal Agency puts actual coverage of approved special-education costs at 86%, leaving a shortfall of $616.8 million a year (FY2023-24). That is a real number, published by the Legislature’s own fiscal agency, and more useful than a borrowed percentage. The remainder falls on local general funds: the very same dollars that pay for regular classroom teachers, textbooks, and buses.</w:t>
       </w:r>
     </w:p>
     <w:p>
@@ -328,7 +328,7 @@
           <w:color w:val="1F2A44"/>
           <w:sz w:val="27"/>
         </w:rPr>
-        <w:t>2.  Then they proposed a grab bag, with nothing committed</w:t>
+        <w:t>2.  Handed the money, not yet pointed at the need</w:t>
       </w:r>
     </w:p>
     <w:p>
@@ -342,7 +342,7 @@
           <w:i w:val="0"/>
           <w:sz w:val="22"/>
         </w:rPr>
-        <w:t>Having named the problem, the email does not commit a single dollar to solving it. Instead it advertises that the money is “unrestricted”: “one district could use the funds to increase pay for their teachers, another could buy school buses, yet another could hire a school resource officer… a variety of uses to support their budgetary goals.” Troy’s own six “uses” (above) are broad budget categories, not commitments. Some a district could genuinely measure (a fund balance, a staffing ratio), which is exactly why it should set targets and report them. It has not: no target, no baseline, and no reporting for any of the six, and because the money is “unrestricted,” nothing binds it to any of them. No way for a taxpayer to check, in 2031, whether the $57 million Troy will have collected actually did what was promised. “Local flexibility” is being used to mean “trust us.” For a six-year tax on your home, voters deserve better than a wish list.</w:t>
+        <w:t>Having named the problem, the email does not yet commit a dollar to solving it. Instead it notes that the money is “unrestricted”: “one district could use the funds to increase pay for their teachers, another could buy school buses, yet another could hire a school resource officer… a variety of uses to support their budgetary goals.” Troy’s own six “uses” (above) are broad budget categories, not commitments. Some a district could genuinely measure (a fund balance, a staffing ratio), which is exactly why it should set targets and report them. It has not: no target, no baseline, and no reporting for any of the six, and because the money is “unrestricted,” nothing binds it to any of them. No way for a taxpayer to check, in 2031, whether the $57 million Troy will have collected actually did what was promised. Several of the six are things a district can genuinely measure, which is exactly why setting a target, committing the dollars, and reporting the results would be straightforward. That step simply has not been taken yet.</w:t>
       </w:r>
     </w:p>
     <w:p>
@@ -745,7 +745,7 @@
           <w:color w:val="1B5E20"/>
           <w:sz w:val="27"/>
         </w:rPr>
-        <w:t>What an honest proposal would do: fund what they named</w:t>
+        <w:t>A better proposal: fund the need they named</w:t>
       </w:r>
     </w:p>
     <w:p>
@@ -759,7 +759,7 @@
           <w:i w:val="0"/>
           <w:sz w:val="22"/>
         </w:rPr>
-        <w:t>This is not an argument that schools can’t use money. It’s an argument for spending it where the District itself says the need is, with results voters can verify:</w:t>
+        <w:t>This is not an argument that schools cannot use money. It is an argument for spending it where the District itself says the need is, with results voters can verify:</w:t>
       </w:r>
     </w:p>
     <w:p>
@@ -818,7 +818,7 @@
           <w:i w:val="0"/>
           <w:sz w:val="22"/>
         </w:rPr>
-        <w:t>For Troy alone, the millage is roughly $9.6 million a year, about $57 million over six years. Aimed squarely at special education, that is enough to make a real, measurable dent in the gap the District describes. Spread across a grab bag, it will disappear into general operations with nothing to point to.</w:t>
+        <w:t>For Troy alone, the millage is roughly $9.6 million a year, about $57 million over six years. Aimed squarely at special education, that is enough to make a real, measurable dent in the gap the District describes. Spread thinly across general operations, it would leave nothing specific to point to.</w:t>
       </w:r>
     </w:p>
     <w:p>
@@ -847,7 +847,7 @@
           <w:i w:val="0"/>
           <w:sz w:val="22"/>
         </w:rPr>
-        <w:t>To its credit, the District’s email does disclose the cost: about $150 a year on a $200,000 home, $300 on a $400,000 home, and about $338 on a home at Troy’s 2025 median sale price of roughly $450,000 (about $2,025 over six years), levied on your primary residence. So this isn’t about hiding the price. It’s about the promise. A district that names special education as the problem, then asks for six years of unrestricted dollars it won’t commit to that problem, while implying you’re behind when you’re ahead, is not leveling with voters. If the need is special education, fund special education, and prove it. Anything else is a grab bag.</w:t>
+        <w:t>To its credit, the District’s email does disclose the cost: about $150 a year on a $200,000 home, $300 on a $400,000 home, and about $326 on a home at Troy’s 2025 median sale price of roughly $435,000 (about $1,958 over six years), levied on your primary residence, unlike the 18-mill operating tax. So this is not about hiding the price, and it is not a knock on the District, which makes a fair case that schools are stretched. It is a simple ask. The District points to federal special-education underfunding as the squeeze on its budget. If this passes, the resources to relieve that squeeze are in hand. Fund the need you named, and show the results.</w:t>
       </w:r>
     </w:p>
     <w:p>
@@ -879,9 +879,9 @@
         </w:rPr>
         <w:t>• District communication: Troy School District, “Oakland County Enhancement Millage Proposal,” email newsletter, June 30, 2026 (quotations and the six spending tiles are from that email).</w:t>
         <w:br/>
-        <w:t>• Local revenue &amp; membership: MI Dept. of Education Bulletin 1014/1011 (2024-25) and the state Financial Information Database (Revenue Data, 2024-25); Oakland member-district totals reconcile exactly to the MDE Bulletin 1011 export. Macomb ISD enhancement (1.8198 mills, ~$55M+/yr, 2020-2029) per Macomb ISD. Population: U.S. Census 2024.</w:t>
+        <w:t>• Local revenue &amp; membership: MI Dept. of Education Bulletin 1014/1011 (2024-25) and the state Financial Information Database (Revenue Data, 2024-25); Oakland member-district totals reconcile exactly to the MDE Bulletin 1011 export. Macomb ISD enhancement (1.8198 mills levied 2025, 2020-2029) per Macomb ISD; MISD’s audited financials report $66,430,519 levied for the year ended 6/30/2024, and project over $70M for 2024-25. Population: U.S. Census 2024.</w:t>
         <w:br/>
-        <w:t>• Special-education funding: IDEA’s 40% commitment vs. actual federal funding (never above ~15%) and Michigan’s ~28.6% reimbursement, per MEA (“Facts v. Fallacy: School Funding”), Michigan House Fiscal Agency testimony, Michigan League for Public Policy, and the Autism Alliance of Michigan; statewide shortfall estimate $350 to $750M.</w:t>
+        <w:t>• Special-education funding: IDEA’s 40% maximum authorized share and the FY2025 federal share of about 10.2% of national average per-pupil expenditure, per Congressional Research Service R44624. Michigan’s 86% actual coverage, the $616.8M shortfall (FY2023-24), and the 28.6138% Durant constitutional floor, per Michigan House Fiscal Agency, “Fiscal Brief: Special Education Funding” (Feb. 2026). Context: Michigan League for Public Policy; Autism Alliance of Michigan.</w:t>
         <w:br/>
         <w:t>• “Local funding” = own local sources (property tax + local), governmental funds, excluding state/federal aid and ISD-to-district pass-through. Per-pupil uses fall membership; the enhancement is shown at the campaign’s own $781/pupil.</w:t>
       </w:r>
@@ -915,7 +915,7 @@
           <w:color w:val="555555"/>
           <w:sz w:val="19"/>
         </w:rPr>
-        <w:t>Facebook posts are plain text (no tables), so the numbers go in as images. To post: paste the caption below, then click the photo icon and attach BOTH images from your Downloads folder in this order: (1) fb_problem_vs_plan.png, then (2) fb_table.png. The caption points to them as the “first image” and “the chart.” Both images are shown at the bottom of this page so you can confirm which is which.</w:t>
+        <w:t>Facebook posts are plain text (no tables), so the numbers go in as images. To post: paste the caption below, then click the photo icon and attach BOTH images from your Downloads folder in this order: (1) problem-vs-plan.png, then (2) funding-chart.png. The caption points to them as the “first image” and “the chart.” Both images are shown at the bottom of this page so you can confirm which is which.</w:t>
       </w:r>
     </w:p>
     <w:tbl>
@@ -942,7 +942,7 @@
                 <w:color w:val="111111"/>
                 <w:sz w:val="21"/>
               </w:rPr>
-              <w:t>🚨 Read the Troy School District’s own email about the Aug. 4 enhancement millage. It makes the case against itself. (See the two graphics with this post.)</w:t>
+              <w:t>📖 Read the Troy School District’s own email about the Aug. 4 enhancement millage. It points to what the money should do. (See the two graphics with this post.)</w:t>
               <w:br/>
               <w:br/>
               <w:t>On page 3, the District names the real problem, in its own words: “Special education funding is underfunded by approximately 40%… districts must use dollars from their general fund… to close this gap.” Then on page 5, look at how they say they’d spend your money (first image, their own email side by side):</w:t>
@@ -960,7 +960,7 @@
               <w:t>• Maintain &amp; Strengthen District Programming</w:t>
               <w:br/>
               <w:br/>
-              <w:t>Six broad budget categories. The District sets no target and no reporting for any of them, and its own email calls the money “unrestricted”… “a variety of uses.” Not one dollar is committed to the special-education gap it just named. That is not a plan. It is a grab bag.</w:t>
+              <w:t>Six broad budget categories. The District sets no target and no reporting for any of them, and its own email calls the money “unrestricted”… “a variety of uses.” Not one dollar is yet committed to the special-education gap it just named.</w:t>
               <w:br/>
               <w:br/>
               <w:t>And the “44% of Michigan already has this” pitch implies we’re behind. We’re not (see the chart, second image). Oakland already raises more LOCAL funding per student ($9,184) than Macomb ($7,247), a county that ALREADY levies an enhancement. We lead in local dollars without one, and passing this only widens that local gap.</w:t>
@@ -983,7 +983,7 @@
               <w:t>THE ASK: If special education is the need, fund THAT. Dedicate 100% of the enhancement to special education, and report every year how much general-fund money it frees up. Measurable. Accountable. Honest.</w:t>
               <w:br/>
               <w:br/>
-              <w:t>If it passes, spend it where they said the need is. Not on a grab bag. 🗳️  #Aug4  #OaklandCounty</w:t>
+              <w:t>If it passes, spend it where they said the need is, and report the results. 🗳️  #Aug4  #OaklandCounty</w:t>
             </w:r>
           </w:p>
         </w:tc>
@@ -1001,7 +1001,7 @@
           <w:color w:val="1F2A44"/>
           <w:sz w:val="21"/>
         </w:rPr>
-        <w:t>Attach #1 (the “first image”):  fb_problem_vs_plan.png</w:t>
+        <w:t>Attach #1 (the “first image”):  problem-vs-plan.png</w:t>
       </w:r>
     </w:p>
     <w:p>
@@ -1011,7 +1011,7 @@
       <w:r>
         <w:drawing>
           <wp:inline xmlns:a="http://schemas.openxmlformats.org/drawingml/2006/main" xmlns:pic="http://schemas.openxmlformats.org/drawingml/2006/picture">
-            <wp:extent cx="5852160" cy="3147753"/>
+            <wp:extent cx="5852160" cy="3484695"/>
             <wp:docPr id="1" name="Picture 1"/>
             <wp:cNvGraphicFramePr>
               <a:graphicFrameLocks noChangeAspect="1"/>
@@ -1020,7 +1020,7 @@
               <a:graphicData uri="http://schemas.openxmlformats.org/drawingml/2006/picture">
                 <pic:pic>
                   <pic:nvPicPr>
-                    <pic:cNvPr id="0" name="fb_problem_vs_plan.png"/>
+                    <pic:cNvPr id="0" name="problem-vs-plan.png"/>
                     <pic:cNvPicPr/>
                   </pic:nvPicPr>
                   <pic:blipFill>
@@ -1032,7 +1032,7 @@
                   <pic:spPr>
                     <a:xfrm>
                       <a:off x="0" y="0"/>
-                      <a:ext cx="5852160" cy="3147753"/>
+                      <a:ext cx="5852160" cy="3484695"/>
                     </a:xfrm>
                     <a:prstGeom prst="rect"/>
                   </pic:spPr>
@@ -1055,7 +1055,7 @@
           <w:color w:val="1F2A44"/>
           <w:sz w:val="21"/>
         </w:rPr>
-        <w:t>Attach #2 (“the chart”):  fb_table.png</w:t>
+        <w:t>Attach #2 (“the chart”):  funding-chart.png</w:t>
       </w:r>
     </w:p>
     <w:p>
@@ -1065,7 +1065,7 @@
       <w:r>
         <w:drawing>
           <wp:inline xmlns:a="http://schemas.openxmlformats.org/drawingml/2006/main" xmlns:pic="http://schemas.openxmlformats.org/drawingml/2006/picture">
-            <wp:extent cx="5852160" cy="3777303"/>
+            <wp:extent cx="5852160" cy="4038877"/>
             <wp:docPr id="2" name="Picture 2"/>
             <wp:cNvGraphicFramePr>
               <a:graphicFrameLocks noChangeAspect="1"/>
@@ -1074,7 +1074,7 @@
               <a:graphicData uri="http://schemas.openxmlformats.org/drawingml/2006/picture">
                 <pic:pic>
                   <pic:nvPicPr>
-                    <pic:cNvPr id="0" name="fb_table.png"/>
+                    <pic:cNvPr id="0" name="funding-chart.png"/>
                     <pic:cNvPicPr/>
                   </pic:nvPicPr>
                   <pic:blipFill>
@@ -1086,7 +1086,7 @@
                   <pic:spPr>
                     <a:xfrm>
                       <a:off x="0" y="0"/>
-                      <a:ext cx="5852160" cy="3777303"/>
+                      <a:ext cx="5852160" cy="4038877"/>
                     </a:xfrm>
                     <a:prstGeom prst="rect"/>
                   </pic:spPr>
